--- a/Document/강성민/작업일지/강성민_작업일지_78주차.docx
+++ b/Document/강성민/작업일지/강성민_작업일지_78주차.docx
@@ -218,43 +218,23 @@
           <w:noProof/>
         </w:rPr>
       </w:pPr>
-    </w:p>
-    <w:p>
-      <w:pPr>
+      <w:r>
         <w:rPr>
+          <w:rFonts w:hint="eastAsia"/>
           <w:noProof/>
         </w:rPr>
-      </w:pPr>
-    </w:p>
-    <w:p>
-      <w:pPr>
-        <w:rPr>
-          <w:noProof/>
-        </w:rPr>
-      </w:pPr>
-    </w:p>
-    <w:p>
-      <w:pPr>
-        <w:rPr>
-          <w:noProof/>
-        </w:rPr>
-      </w:pPr>
-    </w:p>
-    <w:p>
-      <w:pPr>
-        <w:rPr>
-          <w:noProof/>
-        </w:rPr>
-      </w:pPr>
+        <w:t xml:space="preserve"> </w:t>
+      </w:r>
       <w:r>
         <w:rPr>
+          <w:rFonts w:hint="eastAsia"/>
           <w:noProof/>
         </w:rPr>
         <w:drawing>
-          <wp:inline distT="0" distB="0" distL="0" distR="0" wp14:anchorId="45718CA3" wp14:editId="3A71C843">
-            <wp:extent cx="5719445" cy="3778250"/>
-            <wp:effectExtent l="0" t="0" r="0" b="0"/>
-            <wp:docPr id="1150357098" name="그림 8"/>
+          <wp:inline distT="0" distB="0" distL="0" distR="0" wp14:anchorId="2D4BBDF3" wp14:editId="3C36222E">
+            <wp:extent cx="3769995" cy="3761105"/>
+            <wp:effectExtent l="0" t="0" r="1905" b="0"/>
+            <wp:docPr id="193269677" name="그림 2"/>
             <wp:cNvGraphicFramePr>
               <a:graphicFrameLocks xmlns:a="http://schemas.openxmlformats.org/drawingml/2006/main" noChangeAspect="1"/>
             </wp:cNvGraphicFramePr>
@@ -262,13 +242,13 @@
               <a:graphicData uri="http://schemas.openxmlformats.org/drawingml/2006/picture">
                 <pic:pic xmlns:pic="http://schemas.openxmlformats.org/drawingml/2006/picture">
                   <pic:nvPicPr>
-                    <pic:cNvPr id="0" name="Picture 8"/>
+                    <pic:cNvPr id="0" name="Picture 2"/>
                     <pic:cNvPicPr>
                       <a:picLocks noChangeAspect="1" noChangeArrowheads="1"/>
                     </pic:cNvPicPr>
                   </pic:nvPicPr>
                   <pic:blipFill>
-                    <a:blip r:embed="rId7" cstate="print">
+                    <a:blip r:embed="rId7">
                       <a:extLst>
                         <a:ext uri="{28A0092B-C50C-407E-A947-70E740481C1C}">
                           <a14:useLocalDpi xmlns:a14="http://schemas.microsoft.com/office/drawing/2010/main" val="0"/>
@@ -283,7 +263,7 @@
                   <pic:spPr bwMode="auto">
                     <a:xfrm>
                       <a:off x="0" y="0"/>
-                      <a:ext cx="5719445" cy="3778250"/>
+                      <a:ext cx="3769995" cy="3761105"/>
                     </a:xfrm>
                     <a:prstGeom prst="rect">
                       <a:avLst/>
@@ -306,6 +286,289 @@
           <w:noProof/>
         </w:rPr>
       </w:pPr>
+      <w:r>
+        <w:rPr>
+          <w:rFonts w:hint="eastAsia"/>
+          <w:noProof/>
+        </w:rPr>
+        <w:t xml:space="preserve">폭발 시뮬레이션 수정하여 업로드 하였으나 익스포트 방법이 조금 바뀌어 머테리얼에서 문제가 생겼습니다. 수정중입니다. </w:t>
+      </w:r>
+    </w:p>
+    <w:p>
+      <w:pPr>
+        <w:rPr>
+          <w:noProof/>
+        </w:rPr>
+      </w:pPr>
+    </w:p>
+    <w:p>
+      <w:pPr>
+        <w:rPr>
+          <w:rFonts w:hint="eastAsia"/>
+          <w:noProof/>
+        </w:rPr>
+      </w:pPr>
+      <w:r>
+        <w:rPr>
+          <w:rFonts w:hint="eastAsia"/>
+          <w:noProof/>
+        </w:rPr>
+        <w:t>추가로 나이아가라 시스템으로 만든 연기 이펙트에서 문제가 발생하여 컴파일이 되지 않아 수정하여 해결했습니다.</w:t>
+      </w:r>
+    </w:p>
+    <w:p>
+      <w:pPr>
+        <w:rPr>
+          <w:rFonts w:hint="eastAsia"/>
+          <w:noProof/>
+        </w:rPr>
+      </w:pPr>
+      <w:r>
+        <w:rPr>
+          <w:noProof/>
+        </w:rPr>
+        <w:lastRenderedPageBreak/>
+        <w:drawing>
+          <wp:inline distT="0" distB="0" distL="0" distR="0" wp14:anchorId="7633A755" wp14:editId="1500081F">
+            <wp:extent cx="3562709" cy="4254784"/>
+            <wp:effectExtent l="0" t="0" r="0" b="0"/>
+            <wp:docPr id="1371694257" name="그림 3"/>
+            <wp:cNvGraphicFramePr>
+              <a:graphicFrameLocks xmlns:a="http://schemas.openxmlformats.org/drawingml/2006/main" noChangeAspect="1"/>
+            </wp:cNvGraphicFramePr>
+            <a:graphic xmlns:a="http://schemas.openxmlformats.org/drawingml/2006/main">
+              <a:graphicData uri="http://schemas.openxmlformats.org/drawingml/2006/picture">
+                <pic:pic xmlns:pic="http://schemas.openxmlformats.org/drawingml/2006/picture">
+                  <pic:nvPicPr>
+                    <pic:cNvPr id="0" name="Picture 3"/>
+                    <pic:cNvPicPr>
+                      <a:picLocks noChangeAspect="1" noChangeArrowheads="1"/>
+                    </pic:cNvPicPr>
+                  </pic:nvPicPr>
+                  <pic:blipFill>
+                    <a:blip r:embed="rId8">
+                      <a:extLst>
+                        <a:ext uri="{28A0092B-C50C-407E-A947-70E740481C1C}">
+                          <a14:useLocalDpi xmlns:a14="http://schemas.microsoft.com/office/drawing/2010/main" val="0"/>
+                        </a:ext>
+                      </a:extLst>
+                    </a:blip>
+                    <a:srcRect/>
+                    <a:stretch>
+                      <a:fillRect/>
+                    </a:stretch>
+                  </pic:blipFill>
+                  <pic:spPr bwMode="auto">
+                    <a:xfrm>
+                      <a:off x="0" y="0"/>
+                      <a:ext cx="3579281" cy="4274575"/>
+                    </a:xfrm>
+                    <a:prstGeom prst="rect">
+                      <a:avLst/>
+                    </a:prstGeom>
+                    <a:noFill/>
+                    <a:ln>
+                      <a:noFill/>
+                    </a:ln>
+                  </pic:spPr>
+                </pic:pic>
+              </a:graphicData>
+            </a:graphic>
+          </wp:inline>
+        </w:drawing>
+      </w:r>
+    </w:p>
+    <w:p>
+      <w:pPr>
+        <w:rPr>
+          <w:rFonts w:hint="eastAsia"/>
+          <w:noProof/>
+        </w:rPr>
+      </w:pPr>
+      <w:r>
+        <w:rPr>
+          <w:rFonts w:hint="eastAsia"/>
+          <w:noProof/>
+        </w:rPr>
+        <w:t xml:space="preserve">나이아가라 시스템으로 폭발 시뮬레이션 진행했습니다. </w:t>
+      </w:r>
+    </w:p>
+    <w:p>
+      <w:pPr>
+        <w:rPr>
+          <w:noProof/>
+        </w:rPr>
+      </w:pPr>
+      <w:r>
+        <w:rPr>
+          <w:noProof/>
+        </w:rPr>
+        <w:drawing>
+          <wp:inline distT="0" distB="0" distL="0" distR="0" wp14:anchorId="76D3987E" wp14:editId="79B172F4">
+            <wp:extent cx="5719445" cy="2820670"/>
+            <wp:effectExtent l="0" t="0" r="0" b="0"/>
+            <wp:docPr id="1253816343" name="그림 4"/>
+            <wp:cNvGraphicFramePr>
+              <a:graphicFrameLocks xmlns:a="http://schemas.openxmlformats.org/drawingml/2006/main" noChangeAspect="1"/>
+            </wp:cNvGraphicFramePr>
+            <a:graphic xmlns:a="http://schemas.openxmlformats.org/drawingml/2006/main">
+              <a:graphicData uri="http://schemas.openxmlformats.org/drawingml/2006/picture">
+                <pic:pic xmlns:pic="http://schemas.openxmlformats.org/drawingml/2006/picture">
+                  <pic:nvPicPr>
+                    <pic:cNvPr id="0" name="Picture 4"/>
+                    <pic:cNvPicPr>
+                      <a:picLocks noChangeAspect="1" noChangeArrowheads="1"/>
+                    </pic:cNvPicPr>
+                  </pic:nvPicPr>
+                  <pic:blipFill>
+                    <a:blip r:embed="rId9" cstate="print">
+                      <a:extLst>
+                        <a:ext uri="{28A0092B-C50C-407E-A947-70E740481C1C}">
+                          <a14:useLocalDpi xmlns:a14="http://schemas.microsoft.com/office/drawing/2010/main" val="0"/>
+                        </a:ext>
+                      </a:extLst>
+                    </a:blip>
+                    <a:srcRect/>
+                    <a:stretch>
+                      <a:fillRect/>
+                    </a:stretch>
+                  </pic:blipFill>
+                  <pic:spPr bwMode="auto">
+                    <a:xfrm>
+                      <a:off x="0" y="0"/>
+                      <a:ext cx="5719445" cy="2820670"/>
+                    </a:xfrm>
+                    <a:prstGeom prst="rect">
+                      <a:avLst/>
+                    </a:prstGeom>
+                    <a:noFill/>
+                    <a:ln>
+                      <a:noFill/>
+                    </a:ln>
+                  </pic:spPr>
+                </pic:pic>
+              </a:graphicData>
+            </a:graphic>
+          </wp:inline>
+        </w:drawing>
+      </w:r>
+    </w:p>
+    <w:p>
+      <w:pPr>
+        <w:rPr>
+          <w:rFonts w:hint="eastAsia"/>
+          <w:noProof/>
+        </w:rPr>
+      </w:pPr>
+      <w:r>
+        <w:rPr>
+          <w:rFonts w:hint="eastAsia"/>
+          <w:noProof/>
+        </w:rPr>
+        <w:t>높이 때문에 건물 안에 들어가지 못하는 문제가 있어 계단 생성하고 라이팅 조정 진행했습니다.</w:t>
+      </w:r>
+    </w:p>
+    <w:p>
+      <w:pPr>
+        <w:rPr>
+          <w:noProof/>
+        </w:rPr>
+      </w:pPr>
+    </w:p>
+    <w:p>
+      <w:pPr>
+        <w:rPr>
+          <w:rFonts w:hint="eastAsia"/>
+          <w:noProof/>
+        </w:rPr>
+      </w:pPr>
+      <w:r>
+        <w:rPr>
+          <w:noProof/>
+        </w:rPr>
+        <w:lastRenderedPageBreak/>
+        <w:t>79주차 - 오브젝트 및 NPC 배치, 맵 점검</w:t>
+      </w:r>
+    </w:p>
+    <w:p>
+      <w:pPr>
+        <w:rPr>
+          <w:noProof/>
+        </w:rPr>
+      </w:pPr>
+    </w:p>
+    <w:p>
+      <w:pPr>
+        <w:rPr>
+          <w:noProof/>
+        </w:rPr>
+      </w:pPr>
+      <w:r>
+        <w:rPr>
+          <w:noProof/>
+        </w:rPr>
+        <w:t>80주차 - 디테일 작업 진행: 타이틀 및 UI용 아트 및 SFX선정, BGM 생성(AI)</w:t>
+      </w:r>
+    </w:p>
+    <w:p>
+      <w:pPr>
+        <w:rPr>
+          <w:noProof/>
+        </w:rPr>
+      </w:pPr>
+    </w:p>
+    <w:p>
+      <w:pPr>
+        <w:rPr>
+          <w:noProof/>
+        </w:rPr>
+      </w:pPr>
+      <w:r>
+        <w:rPr>
+          <w:noProof/>
+        </w:rPr>
+        <w:t>81주차 - VFX 업로드 및 점검</w:t>
+      </w:r>
+    </w:p>
+    <w:p>
+      <w:pPr>
+        <w:rPr>
+          <w:noProof/>
+        </w:rPr>
+      </w:pPr>
+    </w:p>
+    <w:p>
+      <w:pPr>
+        <w:rPr>
+          <w:noProof/>
+        </w:rPr>
+      </w:pPr>
+      <w:r>
+        <w:rPr>
+          <w:noProof/>
+        </w:rPr>
+        <w:t>82주차 - 패키징 진행 및 전체적 점검</w:t>
+      </w:r>
+    </w:p>
+    <w:p>
+      <w:pPr>
+        <w:rPr>
+          <w:noProof/>
+        </w:rPr>
+      </w:pPr>
+    </w:p>
+    <w:p>
+      <w:pPr>
+        <w:rPr>
+          <w:noProof/>
+        </w:rPr>
+      </w:pPr>
+      <w:r>
+        <w:rPr>
+          <w:noProof/>
+        </w:rPr>
+        <w:t>83주차 - 오류 수정</w:t>
+      </w:r>
     </w:p>
     <w:tbl>
       <w:tblPr>
@@ -467,11 +730,6 @@
             <w:tcW w:w="2256" w:type="dxa"/>
           </w:tcPr>
           <w:p>
-            <w:pPr>
-              <w:rPr>
-                <w:rFonts w:hint="eastAsia"/>
-              </w:rPr>
-            </w:pPr>
             <w:r>
               <w:rPr>
                 <w:rFonts w:hint="eastAsia"/>
@@ -568,7 +826,6 @@
                 <w:b/>
                 <w:bCs/>
               </w:rPr>
-              <w:lastRenderedPageBreak/>
               <w:t>다음주 할</w:t>
             </w:r>
             <w:r>
@@ -657,7 +914,7 @@
     <w:p/>
     <w:p/>
     <w:sectPr>
-      <w:headerReference w:type="default" r:id="rId8"/>
+      <w:headerReference w:type="default" r:id="rId10"/>
       <w:pgSz w:w="11906" w:h="16838"/>
       <w:pgMar w:top="1701" w:right="1440" w:bottom="1440" w:left="1440" w:header="851" w:footer="992" w:gutter="0"/>
       <w:cols w:space="425"/>
